--- a/age-determination-petition/03_תצהיר_האב.docx
+++ b/age-determination-petition/03_תצהיר_האב.docx
@@ -474,7 +474,7 @@
           <w:szCs w:val="24"/>
           <w:rtl/>
         </w:rPr>
-        <w:t xml:space="preserve">, ואת תצהירי זה אני נותן בתמיכה לתביעתו לקביעת גילו הנכון.</w:t>
+        <w:t xml:space="preserve">. התובע הוא בני הבכור, ואת תצהירי זה אני נותן בתמיכה לתביעתו לקביעת גילו הנכון.</w:t>
       </w:r>
     </w:p>
     <w:p>
@@ -497,7 +497,7 @@
           <w:szCs w:val="24"/>
           <w:rtl/>
         </w:rPr>
-        <w:t xml:space="preserve">התובע הוא בני. ידעתי את מועד לידתו ואת נסיבותיה מידיעה אישית ישירה, בהיותי בבית באותה עת.</w:t>
+        <w:t xml:space="preserve">עליתי ארצה בשנת 1995 ומתגורר כיום במגדל העמק.</w:t>
       </w:r>
     </w:p>
     <w:p>
@@ -520,7 +520,7 @@
           <w:szCs w:val="24"/>
           <w:rtl/>
         </w:rPr>
-        <w:t xml:space="preserve">בני נולד באתיופיה לפני 56 שנים. אני זוכר את מועד לידתו לפי אירועים ועונות בני אותה תקופה.</w:t>
+        <w:t xml:space="preserve">יש לי ילדים נוספים מנשים שונות, אולם התובע הוא בני הבכור, ועל כן אני זוכר היטב ובוודאות את מועד לידתו.</w:t>
       </w:r>
     </w:p>
     <w:p>
@@ -543,7 +543,7 @@
           <w:szCs w:val="24"/>
           <w:rtl/>
         </w:rPr>
-        <w:t xml:space="preserve">הגיל הרשום בתעודת הזהות של בני, ולפיו גילו 50 שנים, שגוי, ונמוך מגילו האמיתי בשש שנים.</w:t>
+        <w:t xml:space="preserve">בני נולד בכפר אינדגנה שבאתיופיה, שבו לא התנהל רישום לידה. לפי הלוח האתיופי נולד בשנת 1962, שהם שנת 1970 לפי הלוח הלועזי – ולא שנת 1976 כרשום בתעודת הזהות שלו.</w:t>
       </w:r>
     </w:p>
     <w:p>
@@ -566,7 +566,7 @@
           <w:szCs w:val="24"/>
           <w:rtl/>
         </w:rPr>
-        <w:t xml:space="preserve">לפני כחצי שנה סיפרתי לבני, במהלך מפגש משפחתי שבו נכח גם בני האחר (אחיו למחצה של התובע), כי נולד לפני 56 שנים וכי גילו הרשום שגוי.</w:t>
+        <w:t xml:space="preserve">זמן קצר לאחר לידת בני נפרדתי מאמו.</w:t>
       </w:r>
     </w:p>
     <w:p>
@@ -589,7 +589,53 @@
           <w:szCs w:val="24"/>
           <w:rtl/>
         </w:rPr>
-        <w:t xml:space="preserve">למיטב ידיעתי ובידיעה אישית ישירה, גילו הנכון של בני הוא 56 שנים.</w:t>
+        <w:t xml:space="preserve">הגיל הרשום בתעודת הזהות של בני, ולפיו הוא יליד 1976 וגילו 50 שנים, שגוי, ונמוך מגילו האמיתי בשש שנים.</w:t>
+      </w:r>
+    </w:p>
+    <w:p>
+      <w:pPr>
+        <w:pStyle w:val="ListParagraph"/>
+        <w:numPr>
+          <w:ilvl w:val="0"/>
+          <w:numId w:val="2"/>
+        </w:numPr>
+        <w:bidi/>
+        <w:spacing w:after="120" w:line="360" w:lineRule="auto"/>
+        <w:jc w:val="both"/>
+      </w:pPr>
+      <w:r>
+        <w:rPr>
+          <w:rFonts w:ascii="David" w:cs="David" w:eastAsia="David" w:hAnsi="David"/>
+          <w:b w:val="false"/>
+          <w:bCs w:val="false"/>
+          <w:sz w:val="24"/>
+          <w:szCs w:val="24"/>
+          <w:rtl/>
+        </w:rPr>
+        <w:t xml:space="preserve">לפני כחצי שנה, בערב שבו ישבנו יחד אני ובניי, עלה עניין הגיל, ואחיו של התובע – האחד יליד 1972 והשני יליד 1975 – אמרו כי הוא צעיר מהם. או-אז גיליתי לבני כי נולד בשנת 1970 וכי הוא הבכור מכל אחיו.</w:t>
+      </w:r>
+    </w:p>
+    <w:p>
+      <w:pPr>
+        <w:pStyle w:val="ListParagraph"/>
+        <w:numPr>
+          <w:ilvl w:val="0"/>
+          <w:numId w:val="2"/>
+        </w:numPr>
+        <w:bidi/>
+        <w:spacing w:after="120" w:line="360" w:lineRule="auto"/>
+        <w:jc w:val="both"/>
+      </w:pPr>
+      <w:r>
+        <w:rPr>
+          <w:rFonts w:ascii="David" w:cs="David" w:eastAsia="David" w:hAnsi="David"/>
+          <w:b w:val="false"/>
+          <w:bCs w:val="false"/>
+          <w:sz w:val="24"/>
+          <w:szCs w:val="24"/>
+          <w:rtl/>
+        </w:rPr>
+        <w:t xml:space="preserve">למיטב ידיעתי ובידיעה אישית ודאית, גילו הנכון של בני הוא 56 שנים (יליד 1970).</w:t>
       </w:r>
     </w:p>
     <w:p>

--- a/age-determination-petition/03_תצהיר_האב.docx
+++ b/age-determination-petition/03_תצהיר_האב.docx
@@ -497,7 +497,30 @@
           <w:szCs w:val="24"/>
           <w:rtl/>
         </w:rPr>
-        <w:t xml:space="preserve">עליתי ארצה בשנת 1995 ומתגורר כיום במגדל העמק.</w:t>
+        <w:t xml:space="preserve">עליתי ארצה בשנת 1991 ומתגורר כיום במגדל העמק. בשנת 1992, כשנה לאחר שעליתי, נפגשתי עם בני בפעם הראשונה מאז לידתו.</w:t>
+      </w:r>
+    </w:p>
+    <w:p>
+      <w:pPr>
+        <w:pStyle w:val="ListParagraph"/>
+        <w:numPr>
+          <w:ilvl w:val="0"/>
+          <w:numId w:val="2"/>
+        </w:numPr>
+        <w:bidi/>
+        <w:spacing w:after="120" w:line="360" w:lineRule="auto"/>
+        <w:jc w:val="both"/>
+      </w:pPr>
+      <w:r>
+        <w:rPr>
+          <w:rFonts w:ascii="David" w:cs="David" w:eastAsia="David" w:hAnsi="David"/>
+          <w:b w:val="false"/>
+          <w:bCs w:val="false"/>
+          <w:sz w:val="24"/>
+          <w:szCs w:val="24"/>
+          <w:rtl/>
+        </w:rPr>
+        <w:t xml:space="preserve">באותה עת ביקש ממני בני, מטעמים אישיים, שלא להירשם כאביו, ונהגתי לפי בקשתו. מאז אנו נפגשים אחת לשלושה-ארבעה חודשים בביתי ומקיימים קשר רציף.</w:t>
       </w:r>
     </w:p>
     <w:p>

--- a/age-determination-petition/03_תצהיר_האב.docx
+++ b/age-determination-petition/03_תצהיר_האב.docx
@@ -160,7 +160,7 @@
           <w:szCs w:val="24"/>
           <w:rtl/>
         </w:rPr>
-        <w:t xml:space="preserve">	תביעה לקביעת גיל</w:t>
+        <w:t xml:space="preserve">	בקשה לקביעת גיל</w:t>
       </w:r>
     </w:p>
     <w:p>
@@ -178,7 +178,7 @@
           <w:szCs w:val="24"/>
           <w:rtl/>
         </w:rPr>
-        <w:t xml:space="preserve">התובע:</w:t>
+        <w:t xml:space="preserve">המבקש:</w:t>
       </w:r>
       <w:r>
         <w:rPr>
@@ -200,51 +200,7 @@
           <w:szCs w:val="24"/>
           <w:rtl/>
         </w:rPr>
-        <w:t xml:space="preserve">______________ (</w:t>
-      </w:r>
-      <w:r>
-        <w:rPr>
-          <w:rFonts w:ascii="David" w:cs="David" w:eastAsia="David" w:hAnsi="David"/>
-          <w:b w:val="false"/>
-          <w:bCs w:val="false"/>
-          <w:sz w:val="24"/>
-          <w:szCs w:val="24"/>
-          <w:rtl/>
-        </w:rPr>
-        <w:t xml:space="preserve">שם מלא</w:t>
-      </w:r>
-      <w:r>
-        <w:rPr>
-          <w:rFonts w:ascii="David" w:cs="David" w:eastAsia="David" w:hAnsi="David"/>
-          <w:b w:val="false"/>
-          <w:bCs w:val="false"/>
-          <w:sz w:val="24"/>
-          <w:szCs w:val="24"/>
-          <w:rtl/>
-        </w:rPr>
-        <w:t xml:space="preserve">)</w:t>
-      </w:r>
-      <w:r>
-        <w:rPr>
-          <w:rFonts w:ascii="David" w:cs="David" w:eastAsia="David" w:hAnsi="David"/>
-          <w:b w:val="false"/>
-          <w:bCs w:val="false"/>
-          <w:sz w:val="24"/>
-          <w:szCs w:val="24"/>
-          <w:rtl/>
-        </w:rPr>
-        <w:t xml:space="preserve">, ת.ז. </w:t>
-      </w:r>
-      <w:r>
-        <w:rPr>
-          <w:rFonts w:ascii="David" w:cs="David" w:eastAsia="David" w:hAnsi="David"/>
-          <w:b w:val="false"/>
-          <w:bCs w:val="false"/>
-          <w:sz w:val="24"/>
-          <w:szCs w:val="24"/>
-          <w:rtl/>
-        </w:rPr>
-        <w:t xml:space="preserve">______________</w:t>
+        <w:t xml:space="preserve">צגאי אמרררר, ת.ז. 301255552</w:t>
       </w:r>
     </w:p>
     <w:p>
@@ -319,73 +275,7 @@
           <w:szCs w:val="24"/>
           <w:rtl/>
         </w:rPr>
-        <w:t xml:space="preserve">אני הח"מ, </w:t>
-      </w:r>
-      <w:r>
-        <w:rPr>
-          <w:rFonts w:ascii="David" w:cs="David" w:eastAsia="David" w:hAnsi="David"/>
-          <w:b w:val="false"/>
-          <w:bCs w:val="false"/>
-          <w:sz w:val="24"/>
-          <w:szCs w:val="24"/>
-          <w:rtl/>
-        </w:rPr>
-        <w:t xml:space="preserve">______________ (</w:t>
-      </w:r>
-      <w:r>
-        <w:rPr>
-          <w:rFonts w:ascii="David" w:cs="David" w:eastAsia="David" w:hAnsi="David"/>
-          <w:b w:val="false"/>
-          <w:bCs w:val="false"/>
-          <w:sz w:val="24"/>
-          <w:szCs w:val="24"/>
-          <w:rtl/>
-        </w:rPr>
-        <w:t xml:space="preserve">שם האב</w:t>
-      </w:r>
-      <w:r>
-        <w:rPr>
-          <w:rFonts w:ascii="David" w:cs="David" w:eastAsia="David" w:hAnsi="David"/>
-          <w:b w:val="false"/>
-          <w:bCs w:val="false"/>
-          <w:sz w:val="24"/>
-          <w:szCs w:val="24"/>
-          <w:rtl/>
-        </w:rPr>
-        <w:t xml:space="preserve">)</w:t>
-      </w:r>
-      <w:r>
-        <w:rPr>
-          <w:rFonts w:ascii="David" w:cs="David" w:eastAsia="David" w:hAnsi="David"/>
-          <w:b w:val="false"/>
-          <w:bCs w:val="false"/>
-          <w:sz w:val="24"/>
-          <w:szCs w:val="24"/>
-          <w:rtl/>
-        </w:rPr>
-        <w:t xml:space="preserve">, ת.ז. </w:t>
-      </w:r>
-      <w:r>
-        <w:rPr>
-          <w:rFonts w:ascii="David" w:cs="David" w:eastAsia="David" w:hAnsi="David"/>
-          <w:b w:val="false"/>
-          <w:bCs w:val="false"/>
-          <w:sz w:val="24"/>
-          <w:szCs w:val="24"/>
-          <w:rtl/>
-        </w:rPr>
-        <w:t xml:space="preserve">______________</w:t>
-      </w:r>
-      <w:r>
-        <w:rPr>
-          <w:rFonts w:ascii="David" w:cs="David" w:eastAsia="David" w:hAnsi="David"/>
-          <w:b w:val="false"/>
-          <w:bCs w:val="false"/>
-          <w:sz w:val="24"/>
-          <w:szCs w:val="24"/>
-          <w:rtl/>
-        </w:rPr>
-        <w:t xml:space="preserve">, לאחר שהוזהרתי כי עליי לומר את האמת וכי אהיה צפוי לעונשים הקבועים בחוק אם לא אעשה כן, מצהיר בזאת בכתב כדלקמן:</w:t>
+        <w:t xml:space="preserve">אני הח"מ, כחכקןכ, ת.ז. 320005899, לאחר שהוזהרתי כי עליי לומר את האמת וכי אהיה צפוי לעונשים הקבועים בחוק אם לא אעשה כן, מצהיר בזאת בכתב כדלקמן:</w:t>
       </w:r>
     </w:p>
     <w:p>
@@ -408,73 +298,7 @@
           <w:szCs w:val="24"/>
           <w:rtl/>
         </w:rPr>
-        <w:t xml:space="preserve">אני אביו של התובע, מר </w:t>
-      </w:r>
-      <w:r>
-        <w:rPr>
-          <w:rFonts w:ascii="David" w:cs="David" w:eastAsia="David" w:hAnsi="David"/>
-          <w:b w:val="false"/>
-          <w:bCs w:val="false"/>
-          <w:sz w:val="24"/>
-          <w:szCs w:val="24"/>
-          <w:rtl/>
-        </w:rPr>
-        <w:t xml:space="preserve">______________ (</w:t>
-      </w:r>
-      <w:r>
-        <w:rPr>
-          <w:rFonts w:ascii="David" w:cs="David" w:eastAsia="David" w:hAnsi="David"/>
-          <w:b w:val="false"/>
-          <w:bCs w:val="false"/>
-          <w:sz w:val="24"/>
-          <w:szCs w:val="24"/>
-          <w:rtl/>
-        </w:rPr>
-        <w:t xml:space="preserve">שם התובע</w:t>
-      </w:r>
-      <w:r>
-        <w:rPr>
-          <w:rFonts w:ascii="David" w:cs="David" w:eastAsia="David" w:hAnsi="David"/>
-          <w:b w:val="false"/>
-          <w:bCs w:val="false"/>
-          <w:sz w:val="24"/>
-          <w:szCs w:val="24"/>
-          <w:rtl/>
-        </w:rPr>
-        <w:t xml:space="preserve">)</w:t>
-      </w:r>
-      <w:r>
-        <w:rPr>
-          <w:rFonts w:ascii="David" w:cs="David" w:eastAsia="David" w:hAnsi="David"/>
-          <w:b w:val="false"/>
-          <w:bCs w:val="false"/>
-          <w:sz w:val="24"/>
-          <w:szCs w:val="24"/>
-          <w:rtl/>
-        </w:rPr>
-        <w:t xml:space="preserve">, ת.ז. </w:t>
-      </w:r>
-      <w:r>
-        <w:rPr>
-          <w:rFonts w:ascii="David" w:cs="David" w:eastAsia="David" w:hAnsi="David"/>
-          <w:b w:val="false"/>
-          <w:bCs w:val="false"/>
-          <w:sz w:val="24"/>
-          <w:szCs w:val="24"/>
-          <w:rtl/>
-        </w:rPr>
-        <w:t xml:space="preserve">______________</w:t>
-      </w:r>
-      <w:r>
-        <w:rPr>
-          <w:rFonts w:ascii="David" w:cs="David" w:eastAsia="David" w:hAnsi="David"/>
-          <w:b w:val="false"/>
-          <w:bCs w:val="false"/>
-          <w:sz w:val="24"/>
-          <w:szCs w:val="24"/>
-          <w:rtl/>
-        </w:rPr>
-        <w:t xml:space="preserve">. התובע הוא בני הבכור, ואת תצהירי זה אני נותן בתמיכה לתביעתו לקביעת גילו הנכון.</w:t>
+        <w:t xml:space="preserve">אני אביו של המבקש, מר צגאי אמרררר, ת.ז. 301255552. המבקש הוא בני הבכור, ואת תצהירי זה אני נותן בתמיכה לבקשתו לקביעת גילו הנכון.</w:t>
       </w:r>
     </w:p>
     <w:p>
@@ -520,7 +344,7 @@
           <w:szCs w:val="24"/>
           <w:rtl/>
         </w:rPr>
-        <w:t xml:space="preserve">באותה עת ביקש ממני בני, מטעמים אישיים, שלא להירשם כאביו, ונהגתי לפי בקשתו. מאז אנו נפגשים אחת לשלושה-ארבעה חודשים בביתי ומקיימים קשר רציף.</w:t>
+        <w:t xml:space="preserve">מאז אנו נפגשים אחת לשלושה-ארבעה חודשים בביתי ומקיימים קשר רציף.</w:t>
       </w:r>
     </w:p>
     <w:p>
@@ -543,7 +367,7 @@
           <w:szCs w:val="24"/>
           <w:rtl/>
         </w:rPr>
-        <w:t xml:space="preserve">יש לי ילדים נוספים מנשים שונות, אולם התובע הוא בני הבכור, ועל כן אני זוכר היטב ובוודאות את מועד לידתו.</w:t>
+        <w:t xml:space="preserve">יש לי ילדים נוספים מהאישה שהתחתנתי איתה לאחר שנפרדתי מאימו של המבקש, אולם המבקש הוא בני הבכור, ועל כן אני זוכר היטב ובוודאות את מועד לידתו.</w:t>
       </w:r>
     </w:p>
     <w:p>
@@ -589,7 +413,7 @@
           <w:szCs w:val="24"/>
           <w:rtl/>
         </w:rPr>
-        <w:t xml:space="preserve">זמן קצר לאחר לידת בני נפרדתי מאמו.</w:t>
+        <w:t xml:space="preserve">כשאימו הייתה בחודש חמישי להריונה נפרדנו.</w:t>
       </w:r>
     </w:p>
     <w:p>
@@ -635,7 +459,7 @@
           <w:szCs w:val="24"/>
           <w:rtl/>
         </w:rPr>
-        <w:t xml:space="preserve">לפני כחצי שנה, בערב שבו ישבנו יחד אני ובניי, עלה עניין הגיל, ואחיו של התובע – האחד יליד 1972 והשני יליד 1975 – אמרו כי הוא צעיר מהם. או-אז גיליתי לבני כי נולד בשנת 1970 וכי הוא הבכור מכל אחיו.</w:t>
+        <w:t xml:space="preserve">לפני כחצי שנה, בערב שבו ישבנו יחד אני ובניי, עלה עניין הגיל, ואחיו של המבקש – האחד יליד 1972 והשני יליד 1975 – אמרו כי הוא צעיר מהם. או-אז גיליתי לבני כי נולד בשנת 1970 וכי הוא הבכור מכל אחיו.</w:t>
       </w:r>
     </w:p>
     <w:p>
@@ -734,7 +558,7 @@
           <w:szCs w:val="24"/>
           <w:rtl/>
         </w:rPr>
-        <w:t xml:space="preserve">______________ (שם האב)</w:t>
+        <w:t xml:space="preserve">כחכקןכ</w:t>
       </w:r>
     </w:p>
     <w:p>
@@ -771,7 +595,7 @@
           <w:u w:val="single"/>
           <w:rtl/>
         </w:rPr>
-        <w:t xml:space="preserve">אישור עורך הדין</w:t>
+        <w:t xml:space="preserve">אישור</w:t>
       </w:r>
     </w:p>
     <w:p>
@@ -789,73 +613,7 @@
           <w:szCs w:val="24"/>
           <w:rtl/>
         </w:rPr>
-        <w:t xml:space="preserve">אני הח"מ, עו"ד </w:t>
-      </w:r>
-      <w:r>
-        <w:rPr>
-          <w:rFonts w:ascii="David" w:cs="David" w:eastAsia="David" w:hAnsi="David"/>
-          <w:b w:val="false"/>
-          <w:bCs w:val="false"/>
-          <w:sz w:val="24"/>
-          <w:szCs w:val="24"/>
-          <w:rtl/>
-        </w:rPr>
-        <w:t xml:space="preserve">______________</w:t>
-      </w:r>
-      <w:r>
-        <w:rPr>
-          <w:rFonts w:ascii="David" w:cs="David" w:eastAsia="David" w:hAnsi="David"/>
-          <w:b w:val="false"/>
-          <w:bCs w:val="false"/>
-          <w:sz w:val="24"/>
-          <w:szCs w:val="24"/>
-          <w:rtl/>
-        </w:rPr>
-        <w:t xml:space="preserve">, מ.ר. </w:t>
-      </w:r>
-      <w:r>
-        <w:rPr>
-          <w:rFonts w:ascii="David" w:cs="David" w:eastAsia="David" w:hAnsi="David"/>
-          <w:b w:val="false"/>
-          <w:bCs w:val="false"/>
-          <w:sz w:val="24"/>
-          <w:szCs w:val="24"/>
-          <w:rtl/>
-        </w:rPr>
-        <w:t xml:space="preserve">______________</w:t>
-      </w:r>
-      <w:r>
-        <w:rPr>
-          <w:rFonts w:ascii="David" w:cs="David" w:eastAsia="David" w:hAnsi="David"/>
-          <w:b w:val="false"/>
-          <w:bCs w:val="false"/>
-          <w:sz w:val="24"/>
-          <w:szCs w:val="24"/>
-          <w:rtl/>
-        </w:rPr>
-        <w:t xml:space="preserve">, מאשר בזאת כי ביום </w:t>
-      </w:r>
-      <w:r>
-        <w:rPr>
-          <w:rFonts w:ascii="David" w:cs="David" w:eastAsia="David" w:hAnsi="David"/>
-          <w:b w:val="false"/>
-          <w:bCs w:val="false"/>
-          <w:sz w:val="24"/>
-          <w:szCs w:val="24"/>
-          <w:rtl/>
-        </w:rPr>
-        <w:t xml:space="preserve">______________</w:t>
-      </w:r>
-      <w:r>
-        <w:rPr>
-          <w:rFonts w:ascii="David" w:cs="David" w:eastAsia="David" w:hAnsi="David"/>
-          <w:b w:val="false"/>
-          <w:bCs w:val="false"/>
-          <w:sz w:val="24"/>
-          <w:szCs w:val="24"/>
-          <w:rtl/>
-        </w:rPr>
-        <w:t xml:space="preserve"> הופיע בפניי מר </w:t>
+        <w:t xml:space="preserve">אני הח"מ, עו"ד סולומון טקה, מאשר בזאת כי ביום 9.8.2026 הופיע בפניי מר כחכקןכ, אשר זיהה עצמו באמצעות ת.ז. 320005899 המוכר לי אישית, ולאחר שהזהרתיו כי עליו להצהיר את האמת וכי יהיה צפוי לעונשים הקבועים בחוק אם לא יעשה כן, ולאחר שתוכן התצהיר הוקרא ותורגם לו לשפה האמהרית על ידי </w:t>
       </w:r>
       <w:r>
         <w:rPr>
@@ -877,7 +635,7 @@
           <w:szCs w:val="24"/>
           <w:rtl/>
         </w:rPr>
-        <w:t xml:space="preserve">שם האב</w:t>
+        <w:t xml:space="preserve">שם המתרגם</w:t>
       </w:r>
       <w:r>
         <w:rPr>
@@ -899,73 +657,7 @@
           <w:szCs w:val="24"/>
           <w:rtl/>
         </w:rPr>
-        <w:t xml:space="preserve">, אשר זיהה עצמו באמצעות ת.ז. </w:t>
-      </w:r>
-      <w:r>
-        <w:rPr>
-          <w:rFonts w:ascii="David" w:cs="David" w:eastAsia="David" w:hAnsi="David"/>
-          <w:b w:val="false"/>
-          <w:bCs w:val="false"/>
-          <w:sz w:val="24"/>
-          <w:szCs w:val="24"/>
-          <w:rtl/>
-        </w:rPr>
-        <w:t xml:space="preserve">______________</w:t>
-      </w:r>
-      <w:r>
-        <w:rPr>
-          <w:rFonts w:ascii="David" w:cs="David" w:eastAsia="David" w:hAnsi="David"/>
-          <w:b w:val="false"/>
-          <w:bCs w:val="false"/>
-          <w:sz w:val="24"/>
-          <w:szCs w:val="24"/>
-          <w:rtl/>
-        </w:rPr>
-        <w:t xml:space="preserve"> / המוכר לי אישית (מחק את המיותר), ולאחר שהזהרתיו כי עליו להצהיר את האמת וכי יהיה צפוי לעונשים הקבועים בחוק אם לא יעשה כן, ולאחר שתוכן התצהיר הוקרא ותורגם לו לשפה האמהרית בידי המתרגם </w:t>
-      </w:r>
-      <w:r>
-        <w:rPr>
-          <w:rFonts w:ascii="David" w:cs="David" w:eastAsia="David" w:hAnsi="David"/>
-          <w:b w:val="false"/>
-          <w:bCs w:val="false"/>
-          <w:sz w:val="24"/>
-          <w:szCs w:val="24"/>
-          <w:rtl/>
-        </w:rPr>
-        <w:t xml:space="preserve">______________ (</w:t>
-      </w:r>
-      <w:r>
-        <w:rPr>
-          <w:rFonts w:ascii="David" w:cs="David" w:eastAsia="David" w:hAnsi="David"/>
-          <w:b w:val="false"/>
-          <w:bCs w:val="false"/>
-          <w:sz w:val="24"/>
-          <w:szCs w:val="24"/>
-          <w:rtl/>
-        </w:rPr>
-        <w:t xml:space="preserve">שם המתרגם</w:t>
-      </w:r>
-      <w:r>
-        <w:rPr>
-          <w:rFonts w:ascii="David" w:cs="David" w:eastAsia="David" w:hAnsi="David"/>
-          <w:b w:val="false"/>
-          <w:bCs w:val="false"/>
-          <w:sz w:val="24"/>
-          <w:szCs w:val="24"/>
-          <w:rtl/>
-        </w:rPr>
-        <w:t xml:space="preserve">)</w:t>
-      </w:r>
-      <w:r>
-        <w:rPr>
-          <w:rFonts w:ascii="David" w:cs="David" w:eastAsia="David" w:hAnsi="David"/>
-          <w:b w:val="false"/>
-          <w:bCs w:val="false"/>
-          <w:sz w:val="24"/>
-          <w:szCs w:val="24"/>
-          <w:rtl/>
-        </w:rPr>
-        <w:t xml:space="preserve"> והוא אישר כי הבינו, אישר את נכונות תצהירו דלעיל וחתם עליו בפניי.</w:t>
+        <w:t xml:space="preserve">, אישר כי הבין את תוכנו, אישר את נכונות תצהירו דלעיל וחתם עליו בפניי.</w:t>
       </w:r>
     </w:p>
     <w:p>
@@ -1018,7 +710,7 @@
           <w:szCs w:val="24"/>
           <w:rtl/>
         </w:rPr>
-        <w:t xml:space="preserve">______________, עו"ד</w:t>
+        <w:t xml:space="preserve">סולומון טקה, עו"ד</w:t>
       </w:r>
     </w:p>
     <w:sectPr>

--- a/age-determination-petition/03_תצהיר_האב.docx
+++ b/age-determination-petition/03_תצהיר_האב.docx
@@ -200,7 +200,7 @@
           <w:szCs w:val="24"/>
           <w:rtl/>
         </w:rPr>
-        <w:t xml:space="preserve">צגאי אמרררר, ת.ז. 301255552</w:t>
+        <w:t xml:space="preserve">______________ (שם המבקש), ת.ז. 301255552</w:t>
       </w:r>
     </w:p>
     <w:p>
@@ -275,7 +275,7 @@
           <w:szCs w:val="24"/>
           <w:rtl/>
         </w:rPr>
-        <w:t xml:space="preserve">אני הח"מ, כחכקןכ, ת.ז. 320005899, לאחר שהוזהרתי כי עליי לומר את האמת וכי אהיה צפוי לעונשים הקבועים בחוק אם לא אעשה כן, מצהיר בזאת בכתב כדלקמן:</w:t>
+        <w:t xml:space="preserve">אני הח"מ, ביינה צגייה, ת.ז. ______________, לאחר שהוזהרתי כי עליי לומר את האמת וכי אהיה צפוי לעונשים הקבועים בחוק אם לא אעשה כן, מצהיר בזאת בכתב כדלקמן:</w:t>
       </w:r>
     </w:p>
     <w:p>
@@ -298,7 +298,7 @@
           <w:szCs w:val="24"/>
           <w:rtl/>
         </w:rPr>
-        <w:t xml:space="preserve">אני אביו של המבקש, מר צגאי אמרררר, ת.ז. 301255552. המבקש הוא בני הבכור, ואת תצהירי זה אני נותן בתמיכה לבקשתו לקביעת גילו הנכון.</w:t>
+        <w:t xml:space="preserve">אני אביו של המבקש, מר ______________ (שם המבקש), ת.ז. 301255552. המבקש הוא בני הבכור, ואת תצהירי זה אני נותן בתמיכה לבקשתו לקביעת גילו הנכון.</w:t>
       </w:r>
     </w:p>
     <w:p>
@@ -321,7 +321,7 @@
           <w:szCs w:val="24"/>
           <w:rtl/>
         </w:rPr>
-        <w:t xml:space="preserve">עליתי ארצה בשנת 1991 ומתגורר כיום במגדל העמק. בשנת 1992, כשנה לאחר שעליתי, נפגשתי עם בני בפעם הראשונה מאז לידתו.</w:t>
+        <w:t xml:space="preserve">עליתי ארצה בשנת 1992 ומתגורר כיום עם משפחתי במגדל העמק. את בני פגשתי שנים לאחר עלייתי, בפעם הראשונה מאז לידתו.</w:t>
       </w:r>
     </w:p>
     <w:p>
@@ -367,7 +367,7 @@
           <w:szCs w:val="24"/>
           <w:rtl/>
         </w:rPr>
-        <w:t xml:space="preserve">יש לי ילדים נוספים מהאישה שהתחתנתי איתה לאחר שנפרדתי מאימו של המבקש, אולם המבקש הוא בני הבכור, ועל כן אני זוכר היטב ובוודאות את מועד לידתו.</w:t>
+        <w:t xml:space="preserve">יש לי שמונה ילדים נוספים מן האישה שנשאתי לאחר שנפרדתי מאם המבקש, וכולם נולדו לאחריו. המבקש הוא בני הבכור ובני היחיד מנישואיי הראשונים, ועל כן אני זוכר היטב ובוודאות את מועד לידתו.</w:t>
       </w:r>
     </w:p>
     <w:p>
@@ -413,7 +413,7 @@
           <w:szCs w:val="24"/>
           <w:rtl/>
         </w:rPr>
-        <w:t xml:space="preserve">כשאימו הייתה בחודש חמישי להריונה נפרדנו.</w:t>
+        <w:t xml:space="preserve">כאשר אמו הייתה בחודש החמישי להריונה, נפרדנו.</w:t>
       </w:r>
     </w:p>
     <w:p>
@@ -459,7 +459,7 @@
           <w:szCs w:val="24"/>
           <w:rtl/>
         </w:rPr>
-        <w:t xml:space="preserve">לפני כחצי שנה, בערב שבו ישבנו יחד אני ובניי, עלה עניין הגיל, ואחיו של המבקש – האחד יליד 1972 והשני יליד 1975 – אמרו כי הוא צעיר מהם. או-אז גיליתי לבני כי נולד בשנת 1970 וכי הוא הבכור מכל אחיו.</w:t>
+        <w:t xml:space="preserve">לפני כשמונה חודשים, בערב שבו ישבנו יחד אני ובניי, עלה עניין הגיל, ואחיו של המבקש – האחד, צגייה גנטו, יליד 1971, והשני יליד 1975 – אמרו כי הוא צעיר מהם. או-אז גיליתי לבני כי נולד בשנת 1970 וכי הוא הבכור מכל אחיו.</w:t>
       </w:r>
     </w:p>
     <w:p>
@@ -558,7 +558,7 @@
           <w:szCs w:val="24"/>
           <w:rtl/>
         </w:rPr>
-        <w:t xml:space="preserve">כחכקןכ</w:t>
+        <w:t xml:space="preserve">ביינה צגייה</w:t>
       </w:r>
     </w:p>
     <w:p>
@@ -613,7 +613,7 @@
           <w:szCs w:val="24"/>
           <w:rtl/>
         </w:rPr>
-        <w:t xml:space="preserve">אני הח"מ, עו"ד סולומון טקה, מאשר בזאת כי ביום 9.8.2026 הופיע בפניי מר כחכקןכ, אשר זיהה עצמו באמצעות ת.ז. 320005899 המוכר לי אישית, ולאחר שהזהרתיו כי עליו להצהיר את האמת וכי יהיה צפוי לעונשים הקבועים בחוק אם לא יעשה כן, ולאחר שתוכן התצהיר הוקרא ותורגם לו לשפה האמהרית על ידי </w:t>
+        <w:t xml:space="preserve">אני הח"מ, עו"ד סולומון טקה, מאשר בזאת כי ביום 9.8.2026 הופיע בפניי מר ביינה צגייה, אשר זיהה עצמו באמצעות ת.ז. ______________ המוכר לי אישית, ולאחר שהזהרתיו כי עליו להצהיר את האמת וכי יהיה צפוי לעונשים הקבועים בחוק אם לא יעשה כן, ולאחר שתוכן התצהיר הוקרא ותורגם לו לשפה האמהרית על ידי </w:t>
       </w:r>
       <w:r>
         <w:rPr>
